--- a/tmp/docs/Machine Learning Project - Group 7.before_knn_edit.docx
+++ b/tmp/docs/Machine Learning Project - Group 7.before_knn_edit.docx
@@ -15979,9 +15979,7 @@
         </w:rPr>
       </w:pPr>
       <w:r>
-        <w:rPr>
-          <w:rtl w:val="0"/>
-        </w:rPr>
+        <w:t>The table below summarizes the best result achieved by each algorithm on the original feature set and on the PCA-reduced feature set. Overall, the optimized Decision Tree trained on the original features gave the best performance in the project, while KNN benefited the most from PCA.</w:t>
       </w:r>
     </w:p>
     <w:p>
@@ -16003,6 +16001,346 @@
         </w:rPr>
       </w:r>
     </w:p>
+    <w:tbl>
+      <w:tblPr>
+        <w:tblW w:type="auto" w:w="0"/>
+        <w:tblLook w:firstColumn="1" w:firstRow="1" w:lastColumn="0" w:lastRow="0" w:noHBand="0" w:noVBand="1" w:val="04A0"/>
+      </w:tblPr>
+      <w:tblGrid>
+        <w:gridCol w:w="1337"/>
+        <w:gridCol w:w="1337"/>
+        <w:gridCol w:w="1337"/>
+        <w:gridCol w:w="1337"/>
+        <w:gridCol w:w="1337"/>
+        <w:gridCol w:w="1337"/>
+        <w:gridCol w:w="1337"/>
+      </w:tblGrid>
+      <w:tr>
+        <w:tc>
+          <w:tcPr>
+            <w:tcW w:type="dxa" w:w="1337"/>
+          </w:tcPr>
+          <w:p>
+            <w:r>
+              <w:rPr>
+                <w:b/>
+              </w:rPr>
+              <w:t>Algorithm</w:t>
+            </w:r>
+          </w:p>
+        </w:tc>
+        <w:tc>
+          <w:tcPr>
+            <w:tcW w:type="dxa" w:w="1337"/>
+          </w:tcPr>
+          <w:p>
+            <w:r>
+              <w:rPr>
+                <w:b/>
+              </w:rPr>
+              <w:t>Best Original Setting</w:t>
+            </w:r>
+          </w:p>
+        </w:tc>
+        <w:tc>
+          <w:tcPr>
+            <w:tcW w:type="dxa" w:w="1337"/>
+          </w:tcPr>
+          <w:p>
+            <w:r>
+              <w:rPr>
+                <w:b/>
+              </w:rPr>
+              <w:t>Original Accuracy</w:t>
+            </w:r>
+          </w:p>
+        </w:tc>
+        <w:tc>
+          <w:tcPr>
+            <w:tcW w:type="dxa" w:w="1337"/>
+          </w:tcPr>
+          <w:p>
+            <w:r>
+              <w:rPr>
+                <w:b/>
+              </w:rPr>
+              <w:t>Original Macro F1</w:t>
+            </w:r>
+          </w:p>
+        </w:tc>
+        <w:tc>
+          <w:tcPr>
+            <w:tcW w:type="dxa" w:w="1337"/>
+          </w:tcPr>
+          <w:p>
+            <w:r>
+              <w:rPr>
+                <w:b/>
+              </w:rPr>
+              <w:t>Best PCA Setting</w:t>
+            </w:r>
+          </w:p>
+        </w:tc>
+        <w:tc>
+          <w:tcPr>
+            <w:tcW w:type="dxa" w:w="1337"/>
+          </w:tcPr>
+          <w:p>
+            <w:r>
+              <w:rPr>
+                <w:b/>
+              </w:rPr>
+              <w:t>PCA Accuracy</w:t>
+            </w:r>
+          </w:p>
+        </w:tc>
+        <w:tc>
+          <w:tcPr>
+            <w:tcW w:type="dxa" w:w="1337"/>
+          </w:tcPr>
+          <w:p>
+            <w:r>
+              <w:rPr>
+                <w:b/>
+              </w:rPr>
+              <w:t>PCA Macro F1</w:t>
+            </w:r>
+          </w:p>
+        </w:tc>
+      </w:tr>
+      <w:tr>
+        <w:tc>
+          <w:tcPr>
+            <w:tcW w:type="dxa" w:w="1337"/>
+          </w:tcPr>
+          <w:p>
+            <w:r>
+              <w:t>Decision Tree</w:t>
+            </w:r>
+          </w:p>
+        </w:tc>
+        <w:tc>
+          <w:tcPr>
+            <w:tcW w:type="dxa" w:w="1337"/>
+          </w:tcPr>
+          <w:p>
+            <w:r>
+              <w:t>Optimized tree</w:t>
+            </w:r>
+          </w:p>
+        </w:tc>
+        <w:tc>
+          <w:tcPr>
+            <w:tcW w:type="dxa" w:w="1337"/>
+          </w:tcPr>
+          <w:p>
+            <w:r>
+              <w:t>0.2570</w:t>
+            </w:r>
+          </w:p>
+        </w:tc>
+        <w:tc>
+          <w:tcPr>
+            <w:tcW w:type="dxa" w:w="1337"/>
+          </w:tcPr>
+          <w:p>
+            <w:r>
+              <w:t>0.25</w:t>
+            </w:r>
+          </w:p>
+        </w:tc>
+        <w:tc>
+          <w:tcPr>
+            <w:tcW w:type="dxa" w:w="1337"/>
+          </w:tcPr>
+          <w:p>
+            <w:r>
+              <w:t>Optimized tree</w:t>
+            </w:r>
+          </w:p>
+        </w:tc>
+        <w:tc>
+          <w:tcPr>
+            <w:tcW w:type="dxa" w:w="1337"/>
+          </w:tcPr>
+          <w:p>
+            <w:r>
+              <w:t>0.1928</w:t>
+            </w:r>
+          </w:p>
+        </w:tc>
+        <w:tc>
+          <w:tcPr>
+            <w:tcW w:type="dxa" w:w="1337"/>
+          </w:tcPr>
+          <w:p>
+            <w:r>
+              <w:t>0.18</w:t>
+            </w:r>
+          </w:p>
+        </w:tc>
+      </w:tr>
+      <w:tr>
+        <w:tc>
+          <w:tcPr>
+            <w:tcW w:type="dxa" w:w="1337"/>
+          </w:tcPr>
+          <w:p>
+            <w:r>
+              <w:t>KNN</w:t>
+            </w:r>
+          </w:p>
+        </w:tc>
+        <w:tc>
+          <w:tcPr>
+            <w:tcW w:type="dxa" w:w="1337"/>
+          </w:tcPr>
+          <w:p>
+            <w:r>
+              <w:t>k = 9</w:t>
+            </w:r>
+          </w:p>
+        </w:tc>
+        <w:tc>
+          <w:tcPr>
+            <w:tcW w:type="dxa" w:w="1337"/>
+          </w:tcPr>
+          <w:p>
+            <w:r>
+              <w:t>0.2120</w:t>
+            </w:r>
+          </w:p>
+        </w:tc>
+        <w:tc>
+          <w:tcPr>
+            <w:tcW w:type="dxa" w:w="1337"/>
+          </w:tcPr>
+          <w:p>
+            <w:r>
+              <w:t>0.2051</w:t>
+            </w:r>
+          </w:p>
+        </w:tc>
+        <w:tc>
+          <w:tcPr>
+            <w:tcW w:type="dxa" w:w="1337"/>
+          </w:tcPr>
+          <w:p>
+            <w:r>
+              <w:t>k = 9</w:t>
+            </w:r>
+          </w:p>
+        </w:tc>
+        <w:tc>
+          <w:tcPr>
+            <w:tcW w:type="dxa" w:w="1337"/>
+          </w:tcPr>
+          <w:p>
+            <w:r>
+              <w:t>0.2315</w:t>
+            </w:r>
+          </w:p>
+        </w:tc>
+        <w:tc>
+          <w:tcPr>
+            <w:tcW w:type="dxa" w:w="1337"/>
+          </w:tcPr>
+          <w:p>
+            <w:r>
+              <w:t>0.2240</w:t>
+            </w:r>
+          </w:p>
+        </w:tc>
+      </w:tr>
+      <w:tr>
+        <w:tc>
+          <w:tcPr>
+            <w:tcW w:type="dxa" w:w="1337"/>
+          </w:tcPr>
+          <w:p>
+            <w:r>
+              <w:t>Naive Bayes</w:t>
+            </w:r>
+          </w:p>
+        </w:tc>
+        <w:tc>
+          <w:tcPr>
+            <w:tcW w:type="dxa" w:w="1337"/>
+          </w:tcPr>
+          <w:p>
+            <w:r>
+              <w:t>Bernoulli NB</w:t>
+            </w:r>
+          </w:p>
+        </w:tc>
+        <w:tc>
+          <w:tcPr>
+            <w:tcW w:type="dxa" w:w="1337"/>
+          </w:tcPr>
+          <w:p>
+            <w:r>
+              <w:t>0.1486</w:t>
+            </w:r>
+          </w:p>
+        </w:tc>
+        <w:tc>
+          <w:tcPr>
+            <w:tcW w:type="dxa" w:w="1337"/>
+          </w:tcPr>
+          <w:p>
+            <w:r>
+              <w:t>0.1163</w:t>
+            </w:r>
+          </w:p>
+        </w:tc>
+        <w:tc>
+          <w:tcPr>
+            <w:tcW w:type="dxa" w:w="1337"/>
+          </w:tcPr>
+          <w:p>
+            <w:r>
+              <w:t>Gaussian NB</w:t>
+            </w:r>
+          </w:p>
+        </w:tc>
+        <w:tc>
+          <w:tcPr>
+            <w:tcW w:type="dxa" w:w="1337"/>
+          </w:tcPr>
+          <w:p>
+            <w:r>
+              <w:t>0.1779</w:t>
+            </w:r>
+          </w:p>
+        </w:tc>
+        <w:tc>
+          <w:tcPr>
+            <w:tcW w:type="dxa" w:w="1337"/>
+          </w:tcPr>
+          <w:p>
+            <w:r>
+              <w:t>0.1422</w:t>
+            </w:r>
+          </w:p>
+        </w:tc>
+      </w:tr>
+    </w:tbl>
+    <w:p>
+      <w:r>
+        <w:t>A clear finding from the experiments is that PCA did not affect every model in the same way. For the Decision Tree, PCA reduced performance from 0.2570 accuracy and 0.25 Macro F1 to 0.1928 accuracy and 0.18 Macro F1. This suggests that the tree benefited more from the original feature representation, where it could split directly on the available variables. In contrast, KNN improved with PCA. The best original KNN result was obtained at k = 9 with 0.2120 accuracy and 0.2051 Macro F1, while the PCA-based KNN with the same k value improved to 0.2315 accuracy and 0.2240 Macro F1. Gaussian Naive Bayes also improved strongly with PCA, increasing from 0.0861 accuracy and 0.0511 Macro F1 on the original features to 0.1779 accuracy and 0.1422 Macro F1 after PCA. This shows that reducing redundancy in the feature space helped the distance-based and probabilistic models more than the tree model.</w:t>
+      </w:r>
+    </w:p>
+    <w:p>
+      <w:r>
+        <w:t>These findings partly agree with the literature review. Study [7], which also examined Spotify genre classification with classical machine learning models, found that tree-based methods were stronger than Naive Bayes and k-NN. Our results support that general pattern because the Decision Tree was again the strongest model among the three algorithms tested. At the same time, our internal ranking differed slightly because KNN performed better than Naive Bayes in both accuracy and Macro F1. The absolute values in our project were also much lower than the values reported in [7] and [6]. A likely reason is that our task is a very difficult 114-class balanced genre classification problem, where many genres share similar high-level audio characteristics. Also, as already noted in the literature review, [7] does not fully specify the preprocessing details, hyperparameters, or exact dataset setup, so direct one-to-one comparison is limited.</w:t>
+      </w:r>
+    </w:p>
+    <w:p>
+      <w:r>
+        <w:t>Another important point is that the classification reports and confusion matrices suggest the models did not fail uniformly across all classes. A small number of encoded genre classes achieved relatively high scores, while many others remained difficult to separate. This is reasonable because features such as danceability, energy, loudness, valence, tempo, and acousticness describe broad musical behavior, but they are not always enough to cleanly distinguish 114 overlapping genres. Overall, the project shows that interpretable classical models can still learn meaningful structure from Spotify audio features, but the results also show the limits of these methods in a high-cardinality multi-class setting. Within this project, the tuned Decision Tree on the original features gave the best overall result, while KNN with PCA was the strongest alternative when dimensionality reduction was used. A final limitation is that the implemented KNN experiments only varied k, so there is still room to test whether different distance metrics or weighting schemes could improve the KNN model further.</w:t>
+      </w:r>
+    </w:p>
+    <w:p/>
     <w:p>
       <w:pPr>
         <w:numPr>
